--- a/src/content/books/58-vot-kakoi-ty-chelovek-kurs-bozhestvennoi-psikhologii/en.docx
+++ b/src/content/books/58-vot-kakoi-ty-chelovek-kurs-bozhestvennoi-psikhologii/en.docx
@@ -30717,21 +30717,15 @@
         <w:contextualSpacing/>
       </w:pPr>
       <w:r>
+        <w:t>On that day</w:t>
+      </w:r>
+      <w:r>
         <w:rPr>
           <w:rStyle w:val="af5"/>
         </w:rPr>
-        <w:t>On that day</w:t>
-      </w:r>
-      <w:r>
-        <w:rPr>
-          <w:rStyle w:val="af5"/>
-        </w:rPr>
         <w:footnoteReference w:id="1"/>
       </w:r>
       <w:r>
-        <w:rPr>
-          <w:rStyle w:val="af5"/>
-        </w:rPr>
         <w:t xml:space="preserve"> I heard your question,</w:t>
       </w:r>
     </w:p>
@@ -35512,9 +35506,6 @@
         <w:t xml:space="preserve"> </w:t>
       </w:r>
       <w:r>
-        <w:rPr>
-          <w:rStyle w:val="af5"/>
-        </w:rPr>
         <w:t>Pankratius’s note: Svetozar uses the phrase “that day” here not in a chronological sense, but in a deeper sense — as a reference to an internal shift in perception. The entire Word, including the plan and chapters, was given on one and the same day — January 31, 2026. This footnote is not a correction, but a testimony: The One who speaks transcends time, yet remains recognizable within it.</w:t>
       </w:r>
     </w:p>
